--- a/medical_accident_its_analysis/manuscript/manuscript_en.docx
+++ b/medical_accident_its_analysis/manuscript/manuscript_en.docx
@@ -3204,7 +3204,7 @@
           <w:i w:val="0"/>
           <w:sz w:val="24"/>
         </w:rPr>
-        <w:t>This is an ecological, specialty-level analysis and cannot speak to individual career decisions. The physician census is biennial, giving nine measured waves; we addressed the limited power directly through equivalence testing and by pooling across specialties, but residual power constraints remain and the equivalence margins are a judgement. Specialty-specific litigation could be recovered only from 2008; earlier specialty tables were not retrievable from primary sources. Clinic counts by specialty are published only every three years and were used descriptively. Finally, litigation counts are assigned to a principal specialty and, by the Court's own note, do not measure intrinsic specialty risk.</w:t>
+        <w:t>This is an ecological, specialty-level analysis and cannot speak to individual career decisions. The physician census is biennial, giving nine measured waves; we addressed the limited power directly through equivalence testing and by pooling across specialties, but residual power constraints remain and the equivalence margins are a judgement. Specialty-specific litigation could be recovered only from 2008; earlier specialty tables were not retrievable from primary sources. Clinic counts by specialty are published only every three years and were used descriptively. Litigation counts are assigned to a principal specialty and, by the Court's own note, do not measure intrinsic specialty risk.</w:t>
       </w:r>
       <w:r>
         <w:rPr>
@@ -3213,6 +3213,15 @@
           <w:vertAlign w:val="superscript"/>
         </w:rPr>
         <w:t>9</w:t>
+      </w:r>
+      <w:r>
+        <w:rPr>
+          <w:rFonts w:ascii="Times New Roman" w:hAnsi="Times New Roman"/>
+          <w:b w:val="0"/>
+          <w:i w:val="0"/>
+          <w:sz w:val="24"/>
+        </w:rPr>
+        <w:t xml:space="preserve"> Finally, these findings are embedded in Japan's particular legal, cultural and institutional context—including its no-fault obstetric compensation scheme, its fee-for-service reimbursement structure and its comparatively low-volume malpractice-litigation culture—so physician responses to litigation risk may differ in health systems with different liability regimes, compensation mechanisms or professional norms; the results should not be assumed to generalise across cultural spheres.</w:t>
       </w:r>
     </w:p>
     <w:p>

--- a/medical_accident_its_analysis/manuscript/manuscript_en.docx
+++ b/medical_accident_its_analysis/manuscript/manuscript_en.docx
@@ -878,7 +878,7 @@
           <w:i w:val="0"/>
           <w:sz w:val="24"/>
         </w:rPr>
-        <w:t xml:space="preserve"> Sensitivity analyses repeated the models on (i) the annual hospital series, (ii) a linearly interpolated annual physician series (with degrees of freedom governed by the measured waves, not the interpolated n), and (iii) raw counts instead of rates. Because the primary analyses are confirmatory and null, we did not adjust for multiplicity and interpret the single secondary association (the JOCS-CP indicator) as exploratory. Analyses used Python (statsmodels); code and data are openly available.</w:t>
+        <w:t xml:space="preserve"> Sensitivity analyses repeated the models on (i) the annual hospital series, (ii) a linearly interpolated annual physician series (with standard errors clustered by specialty, so the inferential degrees of freedom equal the number of specialty clusters minus one and are not inflated by the interpolated observation count), and (iii) raw counts instead of rates. Because the primary analyses are confirmatory and null, we did not adjust for multiplicity and interpret the single secondary association (the JOCS-CP indicator) as exploratory. Analyses used Python (statsmodels); code and data are openly available.</w:t>
       </w:r>
     </w:p>
     <w:p>

--- a/medical_accident_its_analysis/manuscript/manuscript_en.docx
+++ b/medical_accident_its_analysis/manuscript/manuscript_en.docx
@@ -12,7 +12,7 @@
           <w:b/>
           <w:sz w:val="28"/>
         </w:rPr>
-        <w:t>Litigation risk and specialty-level physician workforce in Japan, 2008–2024: a rate-based re-analysis with equivalence testing</w:t>
+        <w:t>Litigation risk and specialty-level physician workforce in Japan, 2008-2024: a rate-based re-analysis with equivalence testing</w:t>
       </w:r>
     </w:p>
     <w:p/>
@@ -69,7 +69,7 @@
           <w:i w:val="0"/>
           <w:sz w:val="24"/>
         </w:rPr>
-        <w:t>We assembled national primary data for 12 core clinical specialties (2008–2024): biennial physician counts (Statistics of Physicians), annual Supreme Court closed malpractice claims by specialty, and annual hospital counts by specialty (Survey of Medical Institutions). Exposure was the litigation rate (claims per 1,000 physicians), avoiding specialty-size confounding. The primary analysis used only measured biennial physician waves in a panel with specialty and wave fixed effects; the outcome was the biennial log-change in physicians (and in hospitals), regressed on the lagged litigation rate with cluster-robust standard errors. We added two one-sided tests (TOST) for equivalence to a null effect, an indicator for the Japan Obstetric Compensation System for Cerebral Palsy (JOCS-CP; from 2009), and sensitivity analyses (annual series, linear interpolation, and raw counts).</w:t>
+        <w:t>We assembled national primary data for 12 core clinical specialties (2008-2024): biennial physician counts (Statistics of Physicians), annual Supreme Court closed malpractice claims by specialty, and annual hospital counts by specialty (Survey of Medical Institutions). Exposure was the litigation rate (claims per 1,000 physicians), avoiding specialty-size confounding. The primary analysis used only measured biennial physician waves in a panel with specialty and wave fixed effects; the outcome was the biennial log-change in physicians (and in hospitals), regressed on the lagged litigation rate with cluster-robust standard errors. We added two one-sided tests (TOST) for equivalence to a null effect, an indicator for the Japan Obstetric Compensation System for Cerebral Palsy (JOCS-CP; from 2009), and sensitivity analyses (annual series, linear interpolation, and raw counts).</w:t>
       </w:r>
     </w:p>
     <w:p>
@@ -509,7 +509,7 @@
                 <w:rFonts w:ascii="Times New Roman" w:hAnsi="Times New Roman"/>
                 <w:sz w:val="18"/>
               </w:rPr>
-              <w:t>2004–2024</w:t>
+              <w:t>2004-2024</w:t>
             </w:r>
           </w:p>
         </w:tc>
@@ -581,7 +581,7 @@
                 <w:rFonts w:ascii="Times New Roman" w:hAnsi="Times New Roman"/>
                 <w:sz w:val="18"/>
               </w:rPr>
-              <w:t>2008–2024</w:t>
+              <w:t>2008-2024</w:t>
             </w:r>
           </w:p>
         </w:tc>
@@ -653,7 +653,7 @@
                 <w:rFonts w:ascii="Times New Roman" w:hAnsi="Times New Roman"/>
                 <w:sz w:val="18"/>
               </w:rPr>
-              <w:t>2008–2024</w:t>
+              <w:t>2008-2024</w:t>
             </w:r>
           </w:p>
         </w:tc>
@@ -725,7 +725,7 @@
                 <w:rFonts w:ascii="Times New Roman" w:hAnsi="Times New Roman"/>
                 <w:sz w:val="18"/>
               </w:rPr>
-              <w:t>2008–2023</w:t>
+              <w:t>2008-2023</w:t>
             </w:r>
           </w:p>
         </w:tc>
@@ -813,7 +813,7 @@
           <w:i w:val="0"/>
           <w:sz w:val="24"/>
         </w:rPr>
-        <w:t>The exposure was the litigation rate, defined as closed claims per 1,000 physicians in each specialty-year, which removes specialty-size confounding. The primary analysis used the 9 measured biennial physician waves (2008–2024). For each specialty we computed the biennial log-change in physicians (and, separately, in hospitals) and regressed it on the litigation rate at the start of the interval, in a panel with specialty and wave fixed effects and standard errors clustered by specialty.</w:t>
+        <w:t>The exposure was the litigation rate, defined as closed claims per 1,000 physicians in each specialty-year, which removes specialty-size confounding. The primary analysis used the 9 measured biennial physician waves (2008-2024). For each specialty we computed the biennial log-change in physicians (and, separately, in hospitals) and regressed it on the litigation rate at the start of the interval, in a panel with specialty and wave fixed effects and standard errors clustered by specialty.</w:t>
       </w:r>
       <w:r>
         <w:rPr>
@@ -929,7 +929,7 @@
           <w:b/>
           <w:sz w:val="20"/>
         </w:rPr>
-        <w:t>Figure 1. Closed malpractice claims per 1,000 physicians by specialty, 2008–2024 (rates, not counts).</w:t>
+        <w:t>Figure 1. Closed malpractice claims per 1,000 physicians by specialty, 2008-2024 (rates, not counts).</w:t>
       </w:r>
     </w:p>
     <w:p>
@@ -3170,7 +3170,7 @@
           <w:i w:val="0"/>
           <w:sz w:val="24"/>
         </w:rPr>
-        <w:t>These findings also bear on media framing. In a preliminary analysis we examined newspaper coverage of medical accidents (Nikkei Telecom, 2004–2018) but excluded it from the main models because coverage was almost collinear with litigation (|r|≈0.95) and added no explanatory value; it is therefore not a data source here. To the extent that litigation and its coverage move together, guidelines analogous to responsible suicide-reporting standards—avoiding sensationalism and contextualising system factors—may be reasonable, but our data give no basis for expecting a workforce effect from such measures.</w:t>
+        <w:t>These findings also bear on media framing. In a preliminary analysis we examined newspaper coverage of medical accidents (Nikkei Telecom, 2004-2018) but excluded it from the main models because coverage was almost collinear with litigation (|r|≈0.95) and added no explanatory value; it is therefore not a data source here. To the extent that litigation and its coverage move together, guidelines analogous to responsible suicide-reporting standards—avoiding sensationalism and contextualising system factors—may be reasonable, but our data give no basis for expecting a workforce effect from such measures.</w:t>
       </w:r>
       <w:r>
         <w:rPr>
@@ -3247,7 +3247,7 @@
           <w:i w:val="0"/>
           <w:sz w:val="24"/>
         </w:rPr>
-        <w:t>Across 2008–2024, specialty-level malpractice-litigation risk in Japan was not associated with physician or hospital decline, and the effect was statistically equivalent to null within a small margin. Policies to counter specialty maldistribution should focus on structural incentives—no-fault compensation and procedure-based reimbursement—rather than on the assumption that reducing litigation will retain physicians in high-risk specialties.</w:t>
+        <w:t>Across 2008-2024, specialty-level malpractice-litigation risk in Japan was not associated with physician or hospital decline, and the effect was statistically equivalent to null within a small margin. Policies to counter specialty maldistribution should focus on structural incentives—no-fault compensation and procedure-based reimbursement—rather than on the assumption that reducing litigation will retain physicians in high-risk specialties.</w:t>
       </w:r>
     </w:p>
     <w:p>
@@ -3545,7 +3545,7 @@
     <w:lvl w:ilvl="0">
       <w:start w:val="1"/>
       <w:numFmt w:val="bullet"/>
-      <w:lvlText w:val=""/>
+      <w:lvlText w:val="*"/>
       <w:lvlJc w:val="left"/>
       <w:pPr>
         <w:tabs>
@@ -3566,7 +3566,7 @@
       <w:start w:val="1"/>
       <w:numFmt w:val="bullet"/>
       <w:pStyle w:val="ListBullet3"/>
-      <w:lvlText w:val=""/>
+      <w:lvlText w:val="*"/>
       <w:lvlJc w:val="left"/>
       <w:pPr>
         <w:tabs>
@@ -3587,7 +3587,7 @@
       <w:start w:val="1"/>
       <w:numFmt w:val="bullet"/>
       <w:pStyle w:val="ListBullet2"/>
-      <w:lvlText w:val=""/>
+      <w:lvlText w:val="*"/>
       <w:lvlJc w:val="left"/>
       <w:pPr>
         <w:tabs>
@@ -3626,7 +3626,7 @@
       <w:start w:val="1"/>
       <w:numFmt w:val="bullet"/>
       <w:pStyle w:val="ListBullet"/>
-      <w:lvlText w:val=""/>
+      <w:lvlText w:val="*"/>
       <w:lvlJc w:val="left"/>
       <w:pPr>
         <w:tabs>
@@ -27370,10 +27370,10 @@
         <a:latin typeface="Calibri"/>
         <a:ea typeface=""/>
         <a:cs typeface=""/>
-        <a:font script="Jpan" typeface="ＭＳ ゴシック"/>
-        <a:font script="Hang" typeface="맑은 고딕"/>
-        <a:font script="Hans" typeface="宋体"/>
-        <a:font script="Hant" typeface="新細明體"/>
+        <a:font script="Jpan" typeface="MS Gothic"/>
+        <a:font script="Hang" typeface="Malgun Gothic"/>
+        <a:font script="Hans" typeface="SimSun"/>
+        <a:font script="Hant" typeface="PMingLiU"/>
         <a:font script="Arab" typeface="Times New Roman"/>
         <a:font script="Hebr" typeface="Times New Roman"/>
         <a:font script="Thai" typeface="Angsana New"/>
@@ -27405,10 +27405,10 @@
         <a:latin typeface="Cambria"/>
         <a:ea typeface=""/>
         <a:cs typeface=""/>
-        <a:font script="Jpan" typeface="ＭＳ 明朝"/>
-        <a:font script="Hang" typeface="맑은 고딕"/>
-        <a:font script="Hans" typeface="宋体"/>
-        <a:font script="Hant" typeface="新細明體"/>
+        <a:font script="Jpan" typeface="MS Mincho"/>
+        <a:font script="Hang" typeface="Malgun Gothic"/>
+        <a:font script="Hans" typeface="SimSun"/>
+        <a:font script="Hant" typeface="PMingLiU"/>
         <a:font script="Arab" typeface="Arial"/>
         <a:font script="Hebr" typeface="Arial"/>
         <a:font script="Thai" typeface="Cordia New"/>
